--- a/az/discovery-articles/1.15 Yelkən.docx
+++ b/az/discovery-articles/1.15 Yelkən.docx
@@ -4,527 +4,350 @@
   <w:body>
     <w:p>
       <w:pPr>
-        <w:keepNext/>
-        <w:spacing w:before="280" w:after="120"/>
+        <w:pStyle w:val="Title"/>
+        <w:widowControl/>
       </w:pPr>
       <w:r>
-        <w:rPr>
-          <w:rFonts w:ascii="Calibri" w:hAnsi="Calibri" w:eastAsia="Calibri"/>
-          <w:b/>
-          <w:i w:val="0"/>
-          <w:color w:val="004E8C"/>
-          <w:sz w:val="44"/>
-        </w:rPr>
         <w:t>1.15 Yelkən</w:t>
       </w:r>
     </w:p>
     <w:p>
       <w:pPr>
-        <w:spacing w:after="80"/>
+        <w:keepNext/>
+        <w:widowControl/>
       </w:pPr>
       <w:r>
         <w:rPr>
-          <w:rFonts w:ascii="Calibri" w:hAnsi="Calibri" w:eastAsia="Calibri"/>
-          <w:b w:val="0"/>
-          <w:i/>
-          <w:color w:val="505050"/>
-          <w:sz w:val="22"/>
+          <w:sz w:val="20"/>
         </w:rPr>
-        <w:t>1. Sivilizasiyanın təməlləri</w:t>
-      </w:r>
-    </w:p>
-    <w:p>
-      <w:pPr>
-        <w:spacing w:after="200"/>
-      </w:pPr>
-      <w:r>
-        <w:rPr>
-          <w:rFonts w:ascii="Calibri" w:hAnsi="Calibri" w:eastAsia="Calibri"/>
-          <w:b w:val="0"/>
-          <w:i/>
-          <w:sz w:val="22"/>
-        </w:rPr>
-        <w:t>Dövr: e.ə. IV minillikdən başlayaraq (Nil və Mesopotamiyada ilk yelkənli qayıqlar); sonralar okean yelkənçiliyi dövrləri | Əsas ənənələr: Misir və Mesopotamiya qayıq ustaları; sonrakı Avstroneziya, Hind okeanı, Aralıq dənizi və Atlantik yelkənçilik mədəniyyətləri</w:t>
-      </w:r>
-    </w:p>
-    <w:p>
-      <w:pPr>
-        <w:spacing w:after="160" w:line="276" w:lineRule="auto"/>
-      </w:pPr>
-      <w:r>
-        <w:rPr>
-          <w:rFonts w:ascii="Calibri" w:hAnsi="Calibri" w:eastAsia="Calibri"/>
-          <w:b w:val="0"/>
-          <w:i w:val="0"/>
-          <w:sz w:val="22"/>
-        </w:rPr>
-        <w:t>Yelkən küləyin gücünü tutaraq təkcə avarla hərəkətin yetmədiyi hallarda gəmini irəli aparır. Mühərrikli gəmilər meydana çıxmazdan çox əvvəl o, çay və dənizləri yük daşımaya, köçə və imperiyaların genişlənməsinə açdı.</w:t>
+        <w:t>1 Sivilizasiyanın təməlləri</w:t>
       </w:r>
     </w:p>
     <w:p>
       <w:pPr>
         <w:keepNext/>
-        <w:spacing w:before="240" w:after="120"/>
+        <w:widowControl/>
       </w:pPr>
       <w:r>
         <w:rPr>
-          <w:rFonts w:ascii="Calibri" w:hAnsi="Calibri" w:eastAsia="Calibri"/>
-          <w:b/>
-          <w:i w:val="0"/>
-          <w:color w:val="004E8C"/>
-          <w:sz w:val="28"/>
+          <w:sz w:val="20"/>
         </w:rPr>
-        <w:t>Əsas faktlar</w:t>
+        <w:t>Dövr: təxminən e.ə. IV minillikdən Nil və Mesopotamiya yelkənli qayıqları; sonralar okean yelkənçiliyi | Əsas iştirakçılar: Misir və Mesopotamiya qayıq ustaları; Avstroneziya, Hind okeanı, Aralıq dənizi və Atlantik yelkənçilik ənənələri</w:t>
+      </w:r>
+    </w:p>
+    <w:p>
+      <w:pPr>
+        <w:widowControl/>
+      </w:pPr>
+      <w:r>
+        <w:t>Yelkən küləyin gücünü tutaraq qayığı hərəkətə gətirir və təkcə avarla görülən işin imkanlarını genişləndirir. Mühərriklərdən çox əvvəl çay və dəniz yolları ilə yük daşınmasına, köçlərə və imperiyaların genişlənməsinə şərait yaratdı.</w:t>
+      </w:r>
+    </w:p>
+    <w:p>
+      <w:pPr>
+        <w:pStyle w:val="Heading1"/>
+        <w:widowControl/>
+      </w:pPr>
+      <w:r>
+        <w:t>Əsas məlumatlar</w:t>
       </w:r>
     </w:p>
     <w:p>
       <w:pPr>
         <w:pStyle w:val="ListBullet"/>
+        <w:widowControl/>
       </w:pPr>
       <w:r>
-        <w:rPr>
-          <w:rFonts w:ascii="Calibri" w:hAnsi="Calibri" w:eastAsia="Calibri"/>
-          <w:b w:val="0"/>
-          <w:i w:val="0"/>
-          <w:sz w:val="22"/>
-        </w:rPr>
-        <w:t>Yelkənli qayıqların ilk təsvirləri e.ə. IV–III minilliklərdə Nil hövzəsində və Mesopotamiyada görünür</w:t>
+        <w:t>Nil və Mesopotamiyada e.ə. IV–III minilliklərə aid yelkənli qayıq təsvirləri var.</w:t>
       </w:r>
     </w:p>
     <w:p>
       <w:pPr>
         <w:pStyle w:val="ListBullet"/>
+        <w:widowControl/>
       </w:pPr>
       <w:r>
-        <w:rPr>
-          <w:rFonts w:ascii="Calibri" w:hAnsi="Calibri" w:eastAsia="Calibri"/>
-          <w:b w:val="0"/>
-          <w:i w:val="0"/>
-          <w:sz w:val="22"/>
-        </w:rPr>
-        <w:t>Dördbucaq, sonralar isə latın və başqa yelkən quruluşları müxtəlif külək və gövdə formalarına uyğunlaşdırılıb</w:t>
+        <w:t>Düzbucaqlı, sonralar latın tipli üçbucaq və başqa yelkən quruluşları müxtəlif küləklərə və gəmi gövdələrinə uyğunlaşdırıldı.</w:t>
       </w:r>
     </w:p>
     <w:p>
       <w:pPr>
         <w:pStyle w:val="ListBullet"/>
+        <w:widowControl/>
       </w:pPr>
       <w:r>
-        <w:rPr>
-          <w:rFonts w:ascii="Calibri" w:hAnsi="Calibri" w:eastAsia="Calibri"/>
-          <w:b w:val="0"/>
-          <w:i w:val="0"/>
-          <w:sz w:val="22"/>
-        </w:rPr>
-        <w:t>Yelkənlər uzun səfərlərdə heyətin avar çəkmədən dincəlməsinə və daha ağır yük daşımasına imkan verib</w:t>
+        <w:t>Yelkən uzun səfərlərdə avarçılara dincəlmək və daha ağır yük aparmaq imkanı verdi.</w:t>
       </w:r>
     </w:p>
     <w:p>
       <w:pPr>
         <w:pStyle w:val="ListBullet"/>
+        <w:widowControl/>
       </w:pPr>
       <w:r>
-        <w:rPr>
-          <w:rFonts w:ascii="Calibri" w:hAnsi="Calibri" w:eastAsia="Calibri"/>
-          <w:b w:val="0"/>
-          <w:i w:val="0"/>
-          <w:sz w:val="22"/>
-        </w:rPr>
-        <w:t>Okean yelkənçiliyi ticarət və müstəmləkəçilik dövrlərində qitələri bir-birinə bağlayıb</w:t>
+        <w:t>Okean yelkənçiliyi ticarət və müstəmləkəçilik dövrlərində qitələri birləşdirdi.</w:t>
       </w:r>
     </w:p>
     <w:p>
       <w:pPr>
         <w:pStyle w:val="ListBullet"/>
+        <w:widowControl/>
       </w:pPr>
       <w:r>
-        <w:rPr>
-          <w:rFonts w:ascii="Calibri" w:hAnsi="Calibri" w:eastAsia="Calibri"/>
-          <w:b w:val="0"/>
-          <w:i w:val="0"/>
-          <w:sz w:val="22"/>
-        </w:rPr>
-        <w:t>Buxar və dizel mühərrikləri sonralar ticarət yelkənlilərini sıxışdırıb, lakin bu prinsip idman və təlimdə hələ də yaşayır</w:t>
+        <w:t>Buxar və dizel mühərrikləri sonralar ticarət yelkənçiliyini əsasən əvəz etdi; prinsip idmanda və təlimdə qalır.</w:t>
       </w:r>
     </w:p>
     <w:p>
       <w:pPr>
-        <w:keepNext/>
-        <w:spacing w:before="240" w:after="120"/>
+        <w:pStyle w:val="Heading1"/>
+        <w:widowControl/>
       </w:pPr>
       <w:r>
-        <w:rPr>
-          <w:rFonts w:ascii="Calibri" w:hAnsi="Calibri" w:eastAsia="Calibri"/>
-          <w:b/>
-          <w:i w:val="0"/>
-          <w:color w:val="004E8C"/>
-          <w:sz w:val="28"/>
-        </w:rPr>
         <w:t>Bu nədir</w:t>
       </w:r>
     </w:p>
     <w:p>
       <w:pPr>
-        <w:spacing w:after="160" w:line="276" w:lineRule="auto"/>
+        <w:widowControl/>
       </w:pPr>
       <w:r>
-        <w:rPr>
-          <w:rFonts w:ascii="Calibri" w:hAnsi="Calibri" w:eastAsia="Calibri"/>
-          <w:b w:val="0"/>
-          <w:i w:val="0"/>
-          <w:sz w:val="22"/>
-        </w:rPr>
-        <w:t>Yelkən dirək və reyalara bərkidilən parça və ya toxunmuş lif səthidir; küləyin təzyiqi onun vasitəsilə qayığı irəli aparır. Yelkən quruluşu və gövdənin forması gəminin yalnız külək istiqamətində, yoxsa küləyə qarşı bucaq altında da hərəkət edə biləcəyini müəyyənləşdirir. Təkcə avarla müqayisədə yelkən həm səfər məsafəsini, həm də yük tutumunu xeyli artırır. Onu su üzərindəki gövdəyə bağlanmış uçurtma kimi təsəvvür etmək olar: sərbəst hərəkət edən hava taxta gəmini və içindəki insanları çəkib aparan qüvvəyə çevrilir.</w:t>
+        <w:t>Yelkən dirək və ağaclara bərkidilən parça və ya toxunmuş lif təbəqəsidir; küləyin təsiri ilə qayığı irəli aparır. Yelkən avadanlığı və gövdənin forması gəminin külək istiqamətində getməsini və ya küləyə qarşı maili kurslarla irəliləməsini müəyyənləşdirir. Tək avarla müqayisədə yelkən məsafəni və yük imkanını artırır. Onu üzən bir qutuya bağlanmış çərpələngə bənzətmək olar: hərəkət edən hava gəmini və insanları aparan qüvvəyə çevrilir.</w:t>
       </w:r>
     </w:p>
     <w:p>
       <w:pPr>
-        <w:keepNext/>
-        <w:spacing w:before="240" w:after="120"/>
+        <w:pStyle w:val="Heading1"/>
+        <w:widowControl/>
       </w:pPr>
       <w:r>
-        <w:rPr>
-          <w:rFonts w:ascii="Calibri" w:hAnsi="Calibri" w:eastAsia="Calibri"/>
-          <w:b/>
-          <w:i w:val="0"/>
-          <w:color w:val="004E8C"/>
-          <w:sz w:val="28"/>
-        </w:rPr>
-        <w:t>Onu kim kəşf və ya ixtira edib</w:t>
+        <w:t>Kim kəşf edib və ya yaradıb</w:t>
       </w:r>
     </w:p>
     <w:p>
       <w:pPr>
-        <w:spacing w:after="160" w:line="276" w:lineRule="auto"/>
+        <w:widowControl/>
       </w:pPr>
       <w:r>
-        <w:rPr>
-          <w:rFonts w:ascii="Calibri" w:hAnsi="Calibri" w:eastAsia="Calibri"/>
-          <w:b w:val="0"/>
-          <w:i w:val="0"/>
-          <w:sz w:val="22"/>
-        </w:rPr>
-        <w:t>Yelkəni bir nəfər ixtira etməyib. Nil və Mesopotamiya çay mədəniyyətlərinin qədim təsvirlərində artıq dirək və parça yelkən görünür. Avstroneziyalı və Hind okeanı dənizçiləri musson yollarına uyğun mürəkkəb yelkən quruluşları hazırladılar; Çin cünkaları və Atlantikin dördbucaq yelkənli gəmiləri isə başqa dənizlərin şərtlərinə cavab verdi. Təkmilləşdirmələr adları çox vaxt unudulmuş gəmi ustalarının və kapitanların təcrübəsindən doğurdu. Məşhur səyyahlar özlərindən əvvəl saysız-hesabsız dənizçinin kamilləşdirdiyi yelkənlərdən istifadə etdilər.</w:t>
+        <w:t>Yelkəni bir nəfər ixtira etməyib. Nil və Mesopotamiya çay mədəniyyətlərində erkən dirək və parça nümunələri görünür. Avstroneziya və Hind okeanı dənizçiləri musson yolları üçün mürəkkəb yelkən quruluşları hazırladılar. Çin conkaları və Atlantikin düzbucaqlı yelkənli gəmiləri başqa dənizlərin şərtlərinə uyğunlaşdı. Təkmilləşdirmələri adları çox vaxt qalmayan gəmi ustaları və kapitanlar edirdilər. Məşhur səyyahlar başqalarının artıq yaxşılaşdırdığı yelkənlərdən istifadə edirdilər.</w:t>
       </w:r>
     </w:p>
     <w:p>
       <w:pPr>
-        <w:keepNext/>
-        <w:spacing w:before="240" w:after="120"/>
+        <w:pStyle w:val="Heading1"/>
+        <w:widowControl/>
       </w:pPr>
       <w:r>
-        <w:rPr>
-          <w:rFonts w:ascii="Calibri" w:hAnsi="Calibri" w:eastAsia="Calibri"/>
-          <w:b/>
-          <w:i w:val="0"/>
-          <w:color w:val="004E8C"/>
-          <w:sz w:val="28"/>
-        </w:rPr>
-        <w:t>Nə vaxt və necə meydana gəlib</w:t>
+        <w:t>Nə vaxt və necə yaranıb</w:t>
       </w:r>
     </w:p>
     <w:p>
       <w:pPr>
-        <w:spacing w:after="160" w:line="276" w:lineRule="auto"/>
+        <w:widowControl/>
       </w:pPr>
       <w:r>
-        <w:rPr>
-          <w:rFonts w:ascii="Calibri" w:hAnsi="Calibri" w:eastAsia="Calibri"/>
-          <w:b w:val="0"/>
-          <w:i w:val="0"/>
-          <w:sz w:val="22"/>
-        </w:rPr>
-        <w:t>E.ə. IV–III minilliklərə aid təsvir və qalıqlar Nil və Yaxın Şərq sularında yelkəndən istifadə edildiyini göstərir. Qədim və orta əsr Aralıq dənizi donanmalarında avar və yelkən birlikdə işlədilirdi; musson küləkləri ilə üzən Hind okeanı gəmiləri və Sakit okean qayıqları isə başqa quruluşlar yaratdı. Erkən müasir dövrdə Atlantik yelkənçiliyi qlobal yük daşımalarının və dəniz müharibələrinin miqyasını böyütdü. Hər bölgədə yelkənin sahəsi, dirəyin hündürlüyü və kil yerli küləklərə uyğunlaşdırılırdı.</w:t>
+        <w:t>E.ə. IV–III minilliklərdə Nil və Yaxın Şərq sularında yelkənli qayıqların təsvirləri və qalıqları görünür. Antik və orta əsr Aralıq dənizi donanmaları avarla yelkəni birləşdirirdi. Mussonlarda üzən dau gəmiləri və Sakit okean qayıqları başqa formaları təkmilləşdirirdi. Erkən yeni dövrün Atlantik səfərləri yelkənçiliyi qlobal yükdaşımaya və müharibəyə uyğun miqyasa çatdırdı. Hər bölgədə yelkən sahəsi, dirək hündürlüyü və kil yerli küləklərə uyğun seçilirdi.</w:t>
       </w:r>
     </w:p>
     <w:p>
       <w:pPr>
-        <w:keepNext/>
-        <w:spacing w:before="240" w:after="120"/>
+        <w:pStyle w:val="Heading1"/>
+        <w:widowControl/>
       </w:pPr>
       <w:r>
-        <w:rPr>
-          <w:rFonts w:ascii="Calibri" w:hAnsi="Calibri" w:eastAsia="Calibri"/>
-          <w:b/>
-          <w:i w:val="0"/>
-          <w:color w:val="004E8C"/>
-          <w:sz w:val="28"/>
-        </w:rPr>
-        <w:t>Elmi baxımdan əhəmiyyəti</w:t>
+        <w:t>Elm üçün əhəmiyyəti</w:t>
       </w:r>
     </w:p>
     <w:p>
       <w:pPr>
-        <w:spacing w:after="160" w:line="276" w:lineRule="auto"/>
+        <w:widowControl/>
       </w:pPr>
       <w:r>
-        <w:rPr>
-          <w:rFonts w:ascii="Calibri" w:hAnsi="Calibri" w:eastAsia="Calibri"/>
-          <w:b w:val="0"/>
-          <w:i w:val="0"/>
-          <w:sz w:val="22"/>
-        </w:rPr>
-        <w:t>Yelkənçilik maye və qaz mexanikasının praktik tətbiqidir: qaldırıcı qüvvə, müqavimət və görünən külək onun hərəkətini müəyyənləşdirir. Dənizçilər cərəyanları və ulduzları oxumağı öyrənir, yelkənin sazlanması ilə gövdəyə düşən qüvvəni dəyişirdilər. Sonralar yaxta layihələndirilməsi və aerodinamika dənizçilərin yelkən kəndirində hiss etdiklərini riyazi qaydalarla izah etdi. Xəritələr və gəmi jurnalları səfər müddətini ölçülə bilən məlumata çevirdi. Yelkən hava şəraitini maneədən ölçülə bilən enerji mənbəyinə çevirdi.</w:t>
+        <w:t>Yelkənçilik maye və qazların hərəkətini öyrənən mexanikanın tətbiqidir: qaldırıcı qüvvə, müqavimət və gəmidə hiss olunan külək birlikdə rol oynayır. Dənizçilər axınları və ulduzları oxumağı öyrənir, yelkəni tənzimləyərək gövdəyə təsir edən qüvvəni dəyişirdilər. Sonrakı yaxta layihələndirməsi və aerodinamika dənizçilərin kəndirdə hiss etdiyi təsirləri dəqiq izah etdi. Xəritə və gəmi jurnalları səfər vaxtlarını ölçülən etdi. Yelkən havanı maneədən istifadə olunan gücə çevirdi.</w:t>
       </w:r>
     </w:p>
     <w:p>
       <w:pPr>
-        <w:keepNext/>
-        <w:spacing w:before="240" w:after="120"/>
+        <w:pStyle w:val="Heading1"/>
+        <w:widowControl/>
       </w:pPr>
       <w:r>
-        <w:rPr>
-          <w:rFonts w:ascii="Calibri" w:hAnsi="Calibri" w:eastAsia="Calibri"/>
-          <w:b/>
-          <w:i w:val="0"/>
-          <w:color w:val="004E8C"/>
-          <w:sz w:val="28"/>
-        </w:rPr>
-        <w:t>Sonrakı inkişaflara necə təsir göstərib</w:t>
+        <w:t>Sonrakı inkişafa təsiri</w:t>
       </w:r>
     </w:p>
     <w:p>
       <w:pPr>
-        <w:spacing w:after="160" w:line="276" w:lineRule="auto"/>
+        <w:widowControl/>
       </w:pPr>
       <w:r>
-        <w:rPr>
-          <w:rFonts w:ascii="Calibri" w:hAnsi="Calibri" w:eastAsia="Calibri"/>
-          <w:b w:val="0"/>
-          <w:i w:val="0"/>
-          <w:sz w:val="22"/>
-        </w:rPr>
-        <w:t>Yelkənli gəmilərlə aparılan ticarət limanların, imperiyaların və bilik mübadiləsinin inkişafına səbəb oldu. Gəmiqayırma, kəndir istehsalı və sonrakı kliper gəmiləri material texnologiyasını irəli apardı. Buxar gəmiləri əvvəlcə yelkənlilər üçün yaradılmış marşrut və limanlardan istifadə etdi. Bu gün də küləklə bağlı bir çox dənizçilik və havaçılıq termini həmin qədim sənətin izini daşıyır.</w:t>
+        <w:t>Yelkənli ticarət limanların, imperiyaların və bilik mübadiləsinin inkişafına kömək etdi. Gəmi memarlığı, kəndir istehsalı və sonrakı kliper layihələri materialların təkmilləşməsini sürətləndirdi. Buxar gəmiləri əvvəlcə yelkənli gəmilər üçün qurulmuş yolları və limanları istifadə etdi. Aviasiya dilində də dirək, yelkən kəndiri və küləküstü istiqamət kimi qədim dənizçilik anlayışlarının izləri görünür.</w:t>
       </w:r>
     </w:p>
     <w:p>
       <w:pPr>
-        <w:keepNext/>
-        <w:spacing w:before="240" w:after="120"/>
+        <w:pStyle w:val="Heading1"/>
+        <w:widowControl/>
       </w:pPr>
       <w:r>
-        <w:rPr>
-          <w:rFonts w:ascii="Calibri" w:hAnsi="Calibri" w:eastAsia="Calibri"/>
-          <w:b/>
-          <w:i w:val="0"/>
-          <w:color w:val="004E8C"/>
-          <w:sz w:val="28"/>
-        </w:rPr>
         <w:t>İnsan həyatını necə dəyişib</w:t>
       </w:r>
     </w:p>
     <w:p>
       <w:pPr>
-        <w:spacing w:after="160" w:line="276" w:lineRule="auto"/>
+        <w:widowControl/>
       </w:pPr>
       <w:r>
-        <w:rPr>
-          <w:rFonts w:ascii="Calibri" w:hAnsi="Calibri" w:eastAsia="Calibri"/>
-          <w:b w:val="0"/>
-          <w:i w:val="0"/>
-          <w:sz w:val="22"/>
-        </w:rPr>
-        <w:t>Ailələr və tacirlər böyük həcmli yükləri əzələ gücünün imkan verdiyindən xeyli uzağa daşıya bildilər. Köç, ziyarət və müharibə eyni yelkənlərlə həyata keçirilirdi. Dənizçilər quruda yaşayan əkinçilərin tanımadığı fırtına təhlükəsi ilə üzləşirdilər. Bununla belə, balıq, ədviyyat və məktublar küləyin müəyyən etdiyi vaxtlarda sahil şəhərlərinə çatırdı. Yelkən dövründə həmin şəhərlərin həyatı bazar zəngləri qədər gəminin yola düşəcəyi qabarma vaxtına da bağlı idi.</w:t>
+        <w:t>Ailələr və tacirlər iri yükləri təkcə əzələ gücü ilə mümkün olandan daha uzağa daşıdılar. Köçlər, ziyarətlər və müharibələr eyni yelkənlərdən yararlandı. Dənizçilər quru əkinçilərinin tanımadığı fırtına təhlükələri ilə üzləşirdilər. Balıq, ədviyyat və məktublar küləyin müəyyən etdiyi vaxtlarda çatırdı. Yelkənin hakim olduğu dövrdə sahil şəhərlərinin həyatı bazarla yanaşı, gəmilərin yola çıxmasına əlverişli qabarma-çəkilmə vaxtlarına da bağlı idi.</w:t>
       </w:r>
     </w:p>
     <w:p>
       <w:pPr>
-        <w:keepNext/>
-        <w:spacing w:before="240" w:after="120"/>
+        <w:pStyle w:val="Heading1"/>
+        <w:widowControl/>
       </w:pPr>
       <w:r>
-        <w:rPr>
-          <w:rFonts w:ascii="Calibri" w:hAnsi="Calibri" w:eastAsia="Calibri"/>
-          <w:b/>
-          <w:i w:val="0"/>
-          <w:color w:val="004E8C"/>
-          <w:sz w:val="28"/>
-        </w:rPr>
         <w:t>Mənbələr və istinadlar</w:t>
       </w:r>
     </w:p>
     <w:p>
       <w:pPr>
-        <w:keepNext/>
-        <w:spacing w:before="240" w:after="120"/>
+        <w:pStyle w:val="Heading2"/>
+        <w:widowControl/>
       </w:pPr>
       <w:r>
         <w:rPr>
-          <w:rFonts w:ascii="Calibri" w:hAnsi="Calibri" w:eastAsia="Calibri"/>
-          <w:b/>
-          <w:i w:val="0"/>
-          <w:color w:val="004E8C"/>
-          <w:sz w:val="24"/>
+          <w:sz w:val="20"/>
         </w:rPr>
-        <w:t>A. Kitablar və əsas elmi əsərlər</w:t>
+        <w:t>A Kitablar və əsas elmi əsərlər</w:t>
       </w:r>
     </w:p>
     <w:p>
       <w:pPr>
-        <w:spacing w:after="80"/>
-        <w:ind w:left="360"/>
+        <w:widowControl/>
       </w:pPr>
       <w:r>
         <w:rPr>
-          <w:rFonts w:ascii="Calibri" w:hAnsi="Calibri" w:eastAsia="Calibri"/>
-          <w:b w:val="0"/>
-          <w:i w:val="0"/>
-          <w:sz w:val="22"/>
+          <w:sz w:val="20"/>
         </w:rPr>
         <w:t>1. Casson, Lionel. Ships and Seamanship in the Ancient World. Princeton: Princeton University Press, 1971.</w:t>
       </w:r>
     </w:p>
     <w:p>
       <w:pPr>
-        <w:keepNext/>
-        <w:spacing w:before="240" w:after="120"/>
+        <w:pStyle w:val="Heading2"/>
+        <w:widowControl/>
       </w:pPr>
       <w:r>
         <w:rPr>
-          <w:rFonts w:ascii="Calibri" w:hAnsi="Calibri" w:eastAsia="Calibri"/>
-          <w:b/>
-          <w:i w:val="0"/>
-          <w:color w:val="004E8C"/>
-          <w:sz w:val="24"/>
+          <w:sz w:val="20"/>
         </w:rPr>
-        <w:t>C. Təşkilatların materialları və ensiklopedik mənbələr</w:t>
+        <w:t>C Qurumların materialları və ensiklopedik mənbələr</w:t>
       </w:r>
     </w:p>
     <w:p>
       <w:pPr>
-        <w:spacing w:after="80"/>
-        <w:ind w:left="360"/>
+        <w:widowControl/>
       </w:pPr>
       <w:r>
         <w:rPr>
-          <w:rFonts w:ascii="Calibri" w:hAnsi="Calibri" w:eastAsia="Calibri"/>
-          <w:b w:val="0"/>
-          <w:i w:val="0"/>
-          <w:sz w:val="22"/>
+          <w:sz w:val="20"/>
         </w:rPr>
-        <w:t>1. Encyclopaedia Britannica. “Sail” (“Yelkən”).</w:t>
-      </w:r>
-      <w:r>
-        <w:rPr>
-          <w:rFonts w:ascii="Calibri" w:hAnsi="Calibri" w:eastAsia="Calibri"/>
-          <w:b w:val="0"/>
-          <w:i w:val="0"/>
-          <w:sz w:val="22"/>
-        </w:rPr>
-        <w:t xml:space="preserve"> </w:t>
+        <w:t xml:space="preserve">1. Encyclopaedia Britannica. 'Sail.' </w:t>
       </w:r>
       <w:hyperlink r:id="rId9">
         <w:r>
           <w:rPr>
-            <w:rFonts w:ascii="Calibri" w:hAnsi="Calibri" w:eastAsia="Calibri"/>
-            <w:b w:val="0"/>
-            <w:i w:val="0"/>
-            <w:sz w:val="22"/>
-            <w:color w:val="0563C1"/>
-            <w:u w:val="single"/>
+            <w:sz w:val="20"/>
           </w:rPr>
           <w:t>https://www.britannica.com/technology/sail-watercraft-part</w:t>
         </w:r>
       </w:hyperlink>
+      <w:r>
+        <w:rPr>
+          <w:sz w:val="20"/>
+        </w:rPr>
+      </w:r>
     </w:p>
     <w:p>
       <w:pPr>
-        <w:spacing w:after="80"/>
-        <w:ind w:left="360"/>
+        <w:widowControl/>
       </w:pPr>
       <w:r>
         <w:rPr>
-          <w:rFonts w:ascii="Calibri" w:hAnsi="Calibri" w:eastAsia="Calibri"/>
-          <w:b w:val="0"/>
-          <w:i w:val="0"/>
-          <w:sz w:val="22"/>
+          <w:sz w:val="20"/>
         </w:rPr>
-        <w:t>2. Encyclopaedia Britannica. “Ship” (“Gəmi”).</w:t>
-      </w:r>
-      <w:r>
-        <w:rPr>
-          <w:rFonts w:ascii="Calibri" w:hAnsi="Calibri" w:eastAsia="Calibri"/>
-          <w:b w:val="0"/>
-          <w:i w:val="0"/>
-          <w:sz w:val="22"/>
-        </w:rPr>
-        <w:t xml:space="preserve"> </w:t>
+        <w:t xml:space="preserve">2. Encyclopaedia Britannica. 'Ship.' </w:t>
       </w:r>
       <w:hyperlink r:id="rId10">
         <w:r>
           <w:rPr>
-            <w:rFonts w:ascii="Calibri" w:hAnsi="Calibri" w:eastAsia="Calibri"/>
-            <w:b w:val="0"/>
-            <w:i w:val="0"/>
-            <w:sz w:val="22"/>
-            <w:color w:val="0563C1"/>
-            <w:u w:val="single"/>
+            <w:sz w:val="20"/>
           </w:rPr>
           <w:t>https://www.britannica.com/technology/ship</w:t>
         </w:r>
       </w:hyperlink>
-    </w:p>
-    <w:p>
-      <w:pPr>
-        <w:keepNext/>
-        <w:spacing w:before="240" w:after="120"/>
-      </w:pPr>
       <w:r>
         <w:rPr>
-          <w:rFonts w:ascii="Calibri" w:hAnsi="Calibri" w:eastAsia="Calibri"/>
-          <w:b/>
-          <w:i w:val="0"/>
-          <w:color w:val="004E8C"/>
-          <w:sz w:val="24"/>
+          <w:sz w:val="20"/>
         </w:rPr>
-        <w:t>D. Muzey, arxiv və kitabxana materialları</w:t>
       </w:r>
     </w:p>
     <w:p>
       <w:pPr>
-        <w:spacing w:after="80"/>
-        <w:ind w:left="360"/>
+        <w:pStyle w:val="Heading2"/>
+        <w:widowControl/>
       </w:pPr>
       <w:r>
         <w:rPr>
-          <w:rFonts w:ascii="Calibri" w:hAnsi="Calibri" w:eastAsia="Calibri"/>
-          <w:b w:val="0"/>
-          <w:i w:val="0"/>
-          <w:sz w:val="22"/>
+          <w:sz w:val="20"/>
         </w:rPr>
-        <w:t>1. Royal Museums Greenwich. Yelkənçilik və gəmi kolleksiyaları.</w:t>
+        <w:t>D Muzey arxiv və kitabxana materialları</w:t>
       </w:r>
+    </w:p>
+    <w:p>
+      <w:pPr>
+        <w:widowControl/>
+      </w:pPr>
       <w:r>
         <w:rPr>
-          <w:rFonts w:ascii="Calibri" w:hAnsi="Calibri" w:eastAsia="Calibri"/>
-          <w:b w:val="0"/>
-          <w:i w:val="0"/>
-          <w:sz w:val="22"/>
+          <w:sz w:val="20"/>
         </w:rPr>
-        <w:t xml:space="preserve"> </w:t>
+        <w:t xml:space="preserve">1. Royal Museums Greenwich. Sailing and ship collections. </w:t>
       </w:r>
       <w:hyperlink r:id="rId11">
         <w:r>
           <w:rPr>
-            <w:rFonts w:ascii="Calibri" w:hAnsi="Calibri" w:eastAsia="Calibri"/>
-            <w:b w:val="0"/>
-            <w:i w:val="0"/>
-            <w:sz w:val="22"/>
-            <w:color w:val="0563C1"/>
-            <w:u w:val="single"/>
+            <w:sz w:val="20"/>
           </w:rPr>
           <w:t>https://www.rmg.co.uk/collections</w:t>
         </w:r>
       </w:hyperlink>
+      <w:r>
+        <w:rPr>
+          <w:sz w:val="20"/>
+        </w:rPr>
+      </w:r>
     </w:p>
     <w:sectPr>
-      <w:pgSz w:w="12240" w:h="15840"/>
-      <w:pgMar w:top="1296" w:right="1440" w:bottom="1296" w:left="1440" w:header="720" w:footer="720" w:gutter="0"/>
+      <w:footerReference w:type="default" r:id="rId12"/>
+      <w:pgSz w:w="11906" w:h="16838"/>
+      <w:pgMar w:top="1020" w:right="1134" w:bottom="1020" w:left="1134" w:header="720" w:footer="720" w:gutter="0"/>
       <w:cols w:space="720"/>
       <w:docGrid w:linePitch="360"/>
     </w:sectPr>
   </w:body>
 </w:document>
+</file>
+
+<file path=word/footer1.xml><?xml version="1.0" encoding="utf-8"?>
+<w:ftr xmlns:m="http://schemas.openxmlformats.org/officeDocument/2006/math" xmlns:mc="http://schemas.openxmlformats.org/markup-compatibility/2006" xmlns:mo="http://schemas.microsoft.com/office/mac/office/2008/main" xmlns:mv="urn:schemas-microsoft-com:mac:vml" xmlns:o="urn:schemas-microsoft-com:office:office" xmlns:r="http://schemas.openxmlformats.org/officeDocument/2006/relationships" xmlns:v="urn:schemas-microsoft-com:vml" xmlns:w10="urn:schemas-microsoft-com:office:word" xmlns:w14="http://schemas.microsoft.com/office/word/2010/wordml" xmlns:w="http://schemas.openxmlformats.org/wordprocessingml/2006/main" xmlns:wne="http://schemas.microsoft.com/office/word/2006/wordml" xmlns:wp14="http://schemas.microsoft.com/office/word/2010/wordprocessingDrawing" xmlns:wp="http://schemas.openxmlformats.org/drawingml/2006/wordprocessingDrawing" xmlns:wpc="http://schemas.microsoft.com/office/word/2010/wordprocessingCanvas" xmlns:wpg="http://schemas.microsoft.com/office/word/2010/wordprocessingGroup" xmlns:wpi="http://schemas.microsoft.com/office/word/2010/wordprocessingInk" xmlns:wps="http://schemas.microsoft.com/office/word/2010/wordprocessingShape" mc:Ignorable="w14 wp14">
+  <w:p>
+    <w:pPr>
+      <w:pStyle w:val="Footer"/>
+      <w:jc w:val="right"/>
+    </w:pPr>
+    <w:fldSimple w:instr="PAGE"/>
+  </w:p>
+</w:ftr>
 </file>
 
 <file path=word/numbering.xml><?xml version="1.0" encoding="utf-8"?>
@@ -735,7 +558,7 @@
   <w:docDefaults>
     <w:rPrDefault>
       <w:rPr>
-        <w:rFonts w:asciiTheme="minorHAnsi" w:eastAsiaTheme="minorEastAsia" w:hAnsiTheme="minorHAnsi" w:cstheme="minorBidi"/>
+        <w:rFonts/>
         <w:sz w:val="22"/>
         <w:szCs w:val="22"/>
         <w:lang w:val="en-US" w:eastAsia="en-US" w:bidi="ar-SA"/>
@@ -890,6 +713,15 @@
     <w:name w:val="Normal"/>
     <w:qFormat/>
     <w:rsid w:val="00FC693F"/>
+    <w:pPr>
+      <w:spacing w:after="120" w:line="259" w:lineRule="auto"/>
+    </w:pPr>
+    <w:rPr>
+      <w:rFonts w:ascii="Times New Roman" w:hAnsi="Times New Roman"/>
+      <w:color w:val="000000"/>
+      <w:sz w:val="24"/>
+      <w:lang w:val="az-Latn-AZ"/>
+    </w:rPr>
   </w:style>
   <w:style w:type="paragraph" w:styleId="Header">
     <w:name w:val="header"/>
@@ -946,16 +778,17 @@
     <w:pPr>
       <w:keepNext/>
       <w:keepLines/>
-      <w:spacing w:before="480" w:after="0"/>
+      <w:spacing w:before="480" w:after="120" w:line="259" w:lineRule="auto"/>
       <w:outlineLvl w:val="0"/>
     </w:pPr>
     <w:rPr>
-      <w:rFonts w:asciiTheme="majorHAnsi" w:eastAsiaTheme="majorEastAsia" w:hAnsiTheme="majorHAnsi" w:cstheme="majorBidi"/>
+      <w:rFonts w:ascii="Times New Roman" w:hAnsi="Times New Roman"/>
       <w:b/>
       <w:bCs/>
-      <w:color w:val="365F91" w:themeColor="accent1" w:themeShade="BF"/>
-      <w:sz w:val="28"/>
+      <w:color w:val="000000"/>
+      <w:sz w:val="26"/>
       <w:szCs w:val="28"/>
+      <w:lang w:val="az-Latn-AZ"/>
     </w:rPr>
   </w:style>
   <w:style w:type="paragraph" w:styleId="Heading2">
@@ -970,16 +803,17 @@
     <w:pPr>
       <w:keepNext/>
       <w:keepLines/>
-      <w:spacing w:before="200" w:after="0"/>
+      <w:spacing w:before="200" w:after="120" w:line="259" w:lineRule="auto"/>
       <w:outlineLvl w:val="1"/>
     </w:pPr>
     <w:rPr>
-      <w:rFonts w:asciiTheme="majorHAnsi" w:eastAsiaTheme="majorEastAsia" w:hAnsiTheme="majorHAnsi" w:cstheme="majorBidi"/>
+      <w:rFonts w:ascii="Times New Roman" w:hAnsi="Times New Roman"/>
       <w:b/>
       <w:bCs/>
-      <w:color w:val="4F81BD" w:themeColor="accent1"/>
+      <w:color w:val="000000"/>
       <w:sz w:val="26"/>
       <w:szCs w:val="26"/>
+      <w:lang w:val="az-Latn-AZ"/>
     </w:rPr>
   </w:style>
   <w:style w:type="paragraph" w:styleId="Heading3">
@@ -998,7 +832,7 @@
       <w:outlineLvl w:val="2"/>
     </w:pPr>
     <w:rPr>
-      <w:rFonts w:asciiTheme="majorHAnsi" w:eastAsiaTheme="majorEastAsia" w:hAnsiTheme="majorHAnsi" w:cstheme="majorBidi"/>
+      <w:rFonts/>
       <w:b/>
       <w:bCs/>
       <w:color w:val="4F81BD" w:themeColor="accent1"/>
@@ -1021,7 +855,7 @@
       <w:outlineLvl w:val="3"/>
     </w:pPr>
     <w:rPr>
-      <w:rFonts w:asciiTheme="majorHAnsi" w:eastAsiaTheme="majorEastAsia" w:hAnsiTheme="majorHAnsi" w:cstheme="majorBidi"/>
+      <w:rFonts/>
       <w:b/>
       <w:bCs/>
       <w:i/>
@@ -1046,7 +880,7 @@
       <w:outlineLvl w:val="4"/>
     </w:pPr>
     <w:rPr>
-      <w:rFonts w:asciiTheme="majorHAnsi" w:eastAsiaTheme="majorEastAsia" w:hAnsiTheme="majorHAnsi" w:cstheme="majorBidi"/>
+      <w:rFonts/>
       <w:color w:val="243F60" w:themeColor="accent1" w:themeShade="7F"/>
     </w:rPr>
   </w:style>
@@ -1067,7 +901,7 @@
       <w:outlineLvl w:val="5"/>
     </w:pPr>
     <w:rPr>
-      <w:rFonts w:asciiTheme="majorHAnsi" w:eastAsiaTheme="majorEastAsia" w:hAnsiTheme="majorHAnsi" w:cstheme="majorBidi"/>
+      <w:rFonts/>
       <w:i/>
       <w:iCs/>
       <w:color w:val="243F60" w:themeColor="accent1" w:themeShade="7F"/>
@@ -1090,7 +924,7 @@
       <w:outlineLvl w:val="6"/>
     </w:pPr>
     <w:rPr>
-      <w:rFonts w:asciiTheme="majorHAnsi" w:eastAsiaTheme="majorEastAsia" w:hAnsiTheme="majorHAnsi" w:cstheme="majorBidi"/>
+      <w:rFonts/>
       <w:i/>
       <w:iCs/>
       <w:color w:val="404040" w:themeColor="text1" w:themeTint="BF"/>
@@ -1113,7 +947,7 @@
       <w:outlineLvl w:val="7"/>
     </w:pPr>
     <w:rPr>
-      <w:rFonts w:asciiTheme="majorHAnsi" w:eastAsiaTheme="majorEastAsia" w:hAnsiTheme="majorHAnsi" w:cstheme="majorBidi"/>
+      <w:rFonts/>
       <w:color w:val="4F81BD" w:themeColor="accent1"/>
       <w:sz w:val="20"/>
       <w:szCs w:val="20"/>
@@ -1136,7 +970,7 @@
       <w:outlineLvl w:val="8"/>
     </w:pPr>
     <w:rPr>
-      <w:rFonts w:asciiTheme="majorHAnsi" w:eastAsiaTheme="majorEastAsia" w:hAnsiTheme="majorHAnsi" w:cstheme="majorBidi"/>
+      <w:rFonts/>
       <w:i/>
       <w:iCs/>
       <w:color w:val="404040" w:themeColor="text1" w:themeTint="BF"/>
@@ -1187,7 +1021,7 @@
     <w:uiPriority w:val="9"/>
     <w:rsid w:val="00FC693F"/>
     <w:rPr>
-      <w:rFonts w:asciiTheme="majorHAnsi" w:eastAsiaTheme="majorEastAsia" w:hAnsiTheme="majorHAnsi" w:cstheme="majorBidi"/>
+      <w:rFonts/>
       <w:b/>
       <w:bCs/>
       <w:color w:val="365F91" w:themeColor="accent1" w:themeShade="BF"/>
@@ -1202,7 +1036,7 @@
     <w:uiPriority w:val="9"/>
     <w:rsid w:val="00FC693F"/>
     <w:rPr>
-      <w:rFonts w:asciiTheme="majorHAnsi" w:eastAsiaTheme="majorEastAsia" w:hAnsiTheme="majorHAnsi" w:cstheme="majorBidi"/>
+      <w:rFonts/>
       <w:b/>
       <w:bCs/>
       <w:color w:val="4F81BD" w:themeColor="accent1"/>
@@ -1217,7 +1051,7 @@
     <w:uiPriority w:val="9"/>
     <w:rsid w:val="00FC693F"/>
     <w:rPr>
-      <w:rFonts w:asciiTheme="majorHAnsi" w:eastAsiaTheme="majorEastAsia" w:hAnsiTheme="majorHAnsi" w:cstheme="majorBidi"/>
+      <w:rFonts/>
       <w:b/>
       <w:bCs/>
       <w:color w:val="4F81BD" w:themeColor="accent1"/>
@@ -1232,19 +1066,17 @@
     <w:qFormat/>
     <w:rsid w:val="00FC693F"/>
     <w:pPr>
-      <w:pBdr>
-        <w:bottom w:val="single" w:sz="8" w:space="4" w:color="4F81BD" w:themeColor="accent1"/>
-      </w:pBdr>
-      <w:spacing w:after="300" w:line="240" w:lineRule="auto"/>
+      <w:spacing w:after="120" w:line="259" w:lineRule="auto"/>
       <w:contextualSpacing/>
     </w:pPr>
     <w:rPr>
-      <w:rFonts w:asciiTheme="majorHAnsi" w:eastAsiaTheme="majorEastAsia" w:hAnsiTheme="majorHAnsi" w:cstheme="majorBidi"/>
-      <w:color w:val="17365D" w:themeColor="text2" w:themeShade="BF"/>
+      <w:rFonts w:ascii="Times New Roman" w:hAnsi="Times New Roman"/>
+      <w:color w:val="000000"/>
       <w:spacing w:val="5"/>
       <w:kern w:val="28"/>
-      <w:sz w:val="52"/>
+      <w:sz w:val="40"/>
       <w:szCs w:val="52"/>
+      <w:lang w:val="az-Latn-AZ"/>
     </w:rPr>
   </w:style>
   <w:style w:type="character" w:customStyle="1" w:styleId="TitleChar">
@@ -1254,7 +1086,7 @@
     <w:uiPriority w:val="10"/>
     <w:rsid w:val="00FC693F"/>
     <w:rPr>
-      <w:rFonts w:asciiTheme="majorHAnsi" w:eastAsiaTheme="majorEastAsia" w:hAnsiTheme="majorHAnsi" w:cstheme="majorBidi"/>
+      <w:rFonts/>
       <w:color w:val="17365D" w:themeColor="text2" w:themeShade="BF"/>
       <w:spacing w:val="5"/>
       <w:kern w:val="28"/>
@@ -1276,7 +1108,7 @@
       </w:numPr>
     </w:pPr>
     <w:rPr>
-      <w:rFonts w:asciiTheme="majorHAnsi" w:eastAsiaTheme="majorEastAsia" w:hAnsiTheme="majorHAnsi" w:cstheme="majorBidi"/>
+      <w:rFonts/>
       <w:i/>
       <w:iCs/>
       <w:color w:val="4F81BD" w:themeColor="accent1"/>
@@ -1292,7 +1124,7 @@
     <w:uiPriority w:val="11"/>
     <w:rsid w:val="00FC693F"/>
     <w:rPr>
-      <w:rFonts w:asciiTheme="majorHAnsi" w:eastAsiaTheme="majorEastAsia" w:hAnsiTheme="majorHAnsi" w:cstheme="majorBidi"/>
+      <w:rFonts/>
       <w:i/>
       <w:iCs/>
       <w:color w:val="4F81BD" w:themeColor="accent1"/>
@@ -1417,8 +1249,15 @@
       <w:numPr>
         <w:numId w:val="1"/>
       </w:numPr>
+      <w:spacing w:after="120" w:line="259" w:lineRule="auto"/>
       <w:contextualSpacing/>
     </w:pPr>
+    <w:rPr>
+      <w:rFonts w:ascii="Times New Roman" w:hAnsi="Times New Roman"/>
+      <w:color w:val="000000"/>
+      <w:sz w:val="24"/>
+      <w:lang w:val="az-Latn-AZ"/>
+    </w:rPr>
   </w:style>
   <w:style w:type="paragraph" w:styleId="ListBullet2">
     <w:name w:val="List Bullet 2"/>
@@ -1590,7 +1429,7 @@
     <w:semiHidden/>
     <w:rsid w:val="00FC693F"/>
     <w:rPr>
-      <w:rFonts w:asciiTheme="majorHAnsi" w:eastAsiaTheme="majorEastAsia" w:hAnsiTheme="majorHAnsi" w:cstheme="majorBidi"/>
+      <w:rFonts/>
       <w:b/>
       <w:bCs/>
       <w:i/>
@@ -1606,7 +1445,7 @@
     <w:semiHidden/>
     <w:rsid w:val="00FC693F"/>
     <w:rPr>
-      <w:rFonts w:asciiTheme="majorHAnsi" w:eastAsiaTheme="majorEastAsia" w:hAnsiTheme="majorHAnsi" w:cstheme="majorBidi"/>
+      <w:rFonts/>
       <w:color w:val="243F60" w:themeColor="accent1" w:themeShade="7F"/>
     </w:rPr>
   </w:style>
@@ -1618,7 +1457,7 @@
     <w:semiHidden/>
     <w:rsid w:val="00FC693F"/>
     <w:rPr>
-      <w:rFonts w:asciiTheme="majorHAnsi" w:eastAsiaTheme="majorEastAsia" w:hAnsiTheme="majorHAnsi" w:cstheme="majorBidi"/>
+      <w:rFonts/>
       <w:i/>
       <w:iCs/>
       <w:color w:val="243F60" w:themeColor="accent1" w:themeShade="7F"/>
@@ -1632,7 +1471,7 @@
     <w:semiHidden/>
     <w:rsid w:val="00FC693F"/>
     <w:rPr>
-      <w:rFonts w:asciiTheme="majorHAnsi" w:eastAsiaTheme="majorEastAsia" w:hAnsiTheme="majorHAnsi" w:cstheme="majorBidi"/>
+      <w:rFonts/>
       <w:i/>
       <w:iCs/>
       <w:color w:val="404040" w:themeColor="text1" w:themeTint="BF"/>
@@ -1646,7 +1485,7 @@
     <w:semiHidden/>
     <w:rsid w:val="00FC693F"/>
     <w:rPr>
-      <w:rFonts w:asciiTheme="majorHAnsi" w:eastAsiaTheme="majorEastAsia" w:hAnsiTheme="majorHAnsi" w:cstheme="majorBidi"/>
+      <w:rFonts/>
       <w:color w:val="4F81BD" w:themeColor="accent1"/>
       <w:sz w:val="20"/>
       <w:szCs w:val="20"/>
@@ -1660,7 +1499,7 @@
     <w:semiHidden/>
     <w:rsid w:val="00FC693F"/>
     <w:rPr>
-      <w:rFonts w:asciiTheme="majorHAnsi" w:eastAsiaTheme="majorEastAsia" w:hAnsiTheme="majorHAnsi" w:cstheme="majorBidi"/>
+      <w:rFonts/>
       <w:i/>
       <w:iCs/>
       <w:color w:val="404040" w:themeColor="text1" w:themeTint="BF"/>
@@ -1719,9 +1558,6 @@
     <w:qFormat/>
     <w:rsid w:val="00FC693F"/>
     <w:pPr>
-      <w:pBdr>
-        <w:bottom w:val="single" w:sz="4" w:space="4" w:color="4F81BD" w:themeColor="accent1"/>
-      </w:pBdr>
       <w:spacing w:before="200" w:after="280"/>
       <w:ind w:left="936" w:right="936"/>
     </w:pPr>
@@ -3249,7 +3085,7 @@
         <w:spacing w:before="0" w:after="0" w:line="240" w:lineRule="auto"/>
       </w:pPr>
       <w:rPr>
-        <w:rFonts w:asciiTheme="majorHAnsi" w:eastAsiaTheme="majorEastAsia" w:hAnsiTheme="majorHAnsi" w:cstheme="majorBidi"/>
+        <w:rFonts/>
         <w:b/>
         <w:bCs/>
       </w:rPr>
@@ -3270,7 +3106,7 @@
         <w:spacing w:before="0" w:after="0" w:line="240" w:lineRule="auto"/>
       </w:pPr>
       <w:rPr>
-        <w:rFonts w:asciiTheme="majorHAnsi" w:eastAsiaTheme="majorEastAsia" w:hAnsiTheme="majorHAnsi" w:cstheme="majorBidi"/>
+        <w:rFonts/>
         <w:b/>
         <w:bCs/>
       </w:rPr>
@@ -3288,14 +3124,14 @@
     </w:tblStylePr>
     <w:tblStylePr w:type="firstCol">
       <w:rPr>
-        <w:rFonts w:asciiTheme="majorHAnsi" w:eastAsiaTheme="majorEastAsia" w:hAnsiTheme="majorHAnsi" w:cstheme="majorBidi"/>
+        <w:rFonts/>
         <w:b/>
         <w:bCs/>
       </w:rPr>
     </w:tblStylePr>
     <w:tblStylePr w:type="lastCol">
       <w:rPr>
-        <w:rFonts w:asciiTheme="majorHAnsi" w:eastAsiaTheme="majorEastAsia" w:hAnsiTheme="majorHAnsi" w:cstheme="majorBidi"/>
+        <w:rFonts/>
         <w:b/>
         <w:bCs/>
       </w:rPr>
@@ -3379,7 +3215,7 @@
         <w:spacing w:before="0" w:after="0" w:line="240" w:lineRule="auto"/>
       </w:pPr>
       <w:rPr>
-        <w:rFonts w:asciiTheme="majorHAnsi" w:eastAsiaTheme="majorEastAsia" w:hAnsiTheme="majorHAnsi" w:cstheme="majorBidi"/>
+        <w:rFonts/>
         <w:b/>
         <w:bCs/>
       </w:rPr>
@@ -3400,7 +3236,7 @@
         <w:spacing w:before="0" w:after="0" w:line="240" w:lineRule="auto"/>
       </w:pPr>
       <w:rPr>
-        <w:rFonts w:asciiTheme="majorHAnsi" w:eastAsiaTheme="majorEastAsia" w:hAnsiTheme="majorHAnsi" w:cstheme="majorBidi"/>
+        <w:rFonts/>
         <w:b/>
         <w:bCs/>
       </w:rPr>
@@ -3418,14 +3254,14 @@
     </w:tblStylePr>
     <w:tblStylePr w:type="firstCol">
       <w:rPr>
-        <w:rFonts w:asciiTheme="majorHAnsi" w:eastAsiaTheme="majorEastAsia" w:hAnsiTheme="majorHAnsi" w:cstheme="majorBidi"/>
+        <w:rFonts/>
         <w:b/>
         <w:bCs/>
       </w:rPr>
     </w:tblStylePr>
     <w:tblStylePr w:type="lastCol">
       <w:rPr>
-        <w:rFonts w:asciiTheme="majorHAnsi" w:eastAsiaTheme="majorEastAsia" w:hAnsiTheme="majorHAnsi" w:cstheme="majorBidi"/>
+        <w:rFonts/>
         <w:b/>
         <w:bCs/>
       </w:rPr>
@@ -3509,7 +3345,7 @@
         <w:spacing w:before="0" w:after="0" w:line="240" w:lineRule="auto"/>
       </w:pPr>
       <w:rPr>
-        <w:rFonts w:asciiTheme="majorHAnsi" w:eastAsiaTheme="majorEastAsia" w:hAnsiTheme="majorHAnsi" w:cstheme="majorBidi"/>
+        <w:rFonts/>
         <w:b/>
         <w:bCs/>
       </w:rPr>
@@ -3530,7 +3366,7 @@
         <w:spacing w:before="0" w:after="0" w:line="240" w:lineRule="auto"/>
       </w:pPr>
       <w:rPr>
-        <w:rFonts w:asciiTheme="majorHAnsi" w:eastAsiaTheme="majorEastAsia" w:hAnsiTheme="majorHAnsi" w:cstheme="majorBidi"/>
+        <w:rFonts/>
         <w:b/>
         <w:bCs/>
       </w:rPr>
@@ -3548,14 +3384,14 @@
     </w:tblStylePr>
     <w:tblStylePr w:type="firstCol">
       <w:rPr>
-        <w:rFonts w:asciiTheme="majorHAnsi" w:eastAsiaTheme="majorEastAsia" w:hAnsiTheme="majorHAnsi" w:cstheme="majorBidi"/>
+        <w:rFonts/>
         <w:b/>
         <w:bCs/>
       </w:rPr>
     </w:tblStylePr>
     <w:tblStylePr w:type="lastCol">
       <w:rPr>
-        <w:rFonts w:asciiTheme="majorHAnsi" w:eastAsiaTheme="majorEastAsia" w:hAnsiTheme="majorHAnsi" w:cstheme="majorBidi"/>
+        <w:rFonts/>
         <w:b/>
         <w:bCs/>
       </w:rPr>
@@ -3639,7 +3475,7 @@
         <w:spacing w:before="0" w:after="0" w:line="240" w:lineRule="auto"/>
       </w:pPr>
       <w:rPr>
-        <w:rFonts w:asciiTheme="majorHAnsi" w:eastAsiaTheme="majorEastAsia" w:hAnsiTheme="majorHAnsi" w:cstheme="majorBidi"/>
+        <w:rFonts/>
         <w:b/>
         <w:bCs/>
       </w:rPr>
@@ -3660,7 +3496,7 @@
         <w:spacing w:before="0" w:after="0" w:line="240" w:lineRule="auto"/>
       </w:pPr>
       <w:rPr>
-        <w:rFonts w:asciiTheme="majorHAnsi" w:eastAsiaTheme="majorEastAsia" w:hAnsiTheme="majorHAnsi" w:cstheme="majorBidi"/>
+        <w:rFonts/>
         <w:b/>
         <w:bCs/>
       </w:rPr>
@@ -3678,14 +3514,14 @@
     </w:tblStylePr>
     <w:tblStylePr w:type="firstCol">
       <w:rPr>
-        <w:rFonts w:asciiTheme="majorHAnsi" w:eastAsiaTheme="majorEastAsia" w:hAnsiTheme="majorHAnsi" w:cstheme="majorBidi"/>
+        <w:rFonts/>
         <w:b/>
         <w:bCs/>
       </w:rPr>
     </w:tblStylePr>
     <w:tblStylePr w:type="lastCol">
       <w:rPr>
-        <w:rFonts w:asciiTheme="majorHAnsi" w:eastAsiaTheme="majorEastAsia" w:hAnsiTheme="majorHAnsi" w:cstheme="majorBidi"/>
+        <w:rFonts/>
         <w:b/>
         <w:bCs/>
       </w:rPr>
@@ -3769,7 +3605,7 @@
         <w:spacing w:before="0" w:after="0" w:line="240" w:lineRule="auto"/>
       </w:pPr>
       <w:rPr>
-        <w:rFonts w:asciiTheme="majorHAnsi" w:eastAsiaTheme="majorEastAsia" w:hAnsiTheme="majorHAnsi" w:cstheme="majorBidi"/>
+        <w:rFonts/>
         <w:b/>
         <w:bCs/>
       </w:rPr>
@@ -3790,7 +3626,7 @@
         <w:spacing w:before="0" w:after="0" w:line="240" w:lineRule="auto"/>
       </w:pPr>
       <w:rPr>
-        <w:rFonts w:asciiTheme="majorHAnsi" w:eastAsiaTheme="majorEastAsia" w:hAnsiTheme="majorHAnsi" w:cstheme="majorBidi"/>
+        <w:rFonts/>
         <w:b/>
         <w:bCs/>
       </w:rPr>
@@ -3808,14 +3644,14 @@
     </w:tblStylePr>
     <w:tblStylePr w:type="firstCol">
       <w:rPr>
-        <w:rFonts w:asciiTheme="majorHAnsi" w:eastAsiaTheme="majorEastAsia" w:hAnsiTheme="majorHAnsi" w:cstheme="majorBidi"/>
+        <w:rFonts/>
         <w:b/>
         <w:bCs/>
       </w:rPr>
     </w:tblStylePr>
     <w:tblStylePr w:type="lastCol">
       <w:rPr>
-        <w:rFonts w:asciiTheme="majorHAnsi" w:eastAsiaTheme="majorEastAsia" w:hAnsiTheme="majorHAnsi" w:cstheme="majorBidi"/>
+        <w:rFonts/>
         <w:b/>
         <w:bCs/>
       </w:rPr>
@@ -3899,7 +3735,7 @@
         <w:spacing w:before="0" w:after="0" w:line="240" w:lineRule="auto"/>
       </w:pPr>
       <w:rPr>
-        <w:rFonts w:asciiTheme="majorHAnsi" w:eastAsiaTheme="majorEastAsia" w:hAnsiTheme="majorHAnsi" w:cstheme="majorBidi"/>
+        <w:rFonts/>
         <w:b/>
         <w:bCs/>
       </w:rPr>
@@ -3920,7 +3756,7 @@
         <w:spacing w:before="0" w:after="0" w:line="240" w:lineRule="auto"/>
       </w:pPr>
       <w:rPr>
-        <w:rFonts w:asciiTheme="majorHAnsi" w:eastAsiaTheme="majorEastAsia" w:hAnsiTheme="majorHAnsi" w:cstheme="majorBidi"/>
+        <w:rFonts/>
         <w:b/>
         <w:bCs/>
       </w:rPr>
@@ -3938,14 +3774,14 @@
     </w:tblStylePr>
     <w:tblStylePr w:type="firstCol">
       <w:rPr>
-        <w:rFonts w:asciiTheme="majorHAnsi" w:eastAsiaTheme="majorEastAsia" w:hAnsiTheme="majorHAnsi" w:cstheme="majorBidi"/>
+        <w:rFonts/>
         <w:b/>
         <w:bCs/>
       </w:rPr>
     </w:tblStylePr>
     <w:tblStylePr w:type="lastCol">
       <w:rPr>
-        <w:rFonts w:asciiTheme="majorHAnsi" w:eastAsiaTheme="majorEastAsia" w:hAnsiTheme="majorHAnsi" w:cstheme="majorBidi"/>
+        <w:rFonts/>
         <w:b/>
         <w:bCs/>
       </w:rPr>
@@ -4029,7 +3865,7 @@
         <w:spacing w:before="0" w:after="0" w:line="240" w:lineRule="auto"/>
       </w:pPr>
       <w:rPr>
-        <w:rFonts w:asciiTheme="majorHAnsi" w:eastAsiaTheme="majorEastAsia" w:hAnsiTheme="majorHAnsi" w:cstheme="majorBidi"/>
+        <w:rFonts/>
         <w:b/>
         <w:bCs/>
       </w:rPr>
@@ -4050,7 +3886,7 @@
         <w:spacing w:before="0" w:after="0" w:line="240" w:lineRule="auto"/>
       </w:pPr>
       <w:rPr>
-        <w:rFonts w:asciiTheme="majorHAnsi" w:eastAsiaTheme="majorEastAsia" w:hAnsiTheme="majorHAnsi" w:cstheme="majorBidi"/>
+        <w:rFonts/>
         <w:b/>
         <w:bCs/>
       </w:rPr>
@@ -4068,14 +3904,14 @@
     </w:tblStylePr>
     <w:tblStylePr w:type="firstCol">
       <w:rPr>
-        <w:rFonts w:asciiTheme="majorHAnsi" w:eastAsiaTheme="majorEastAsia" w:hAnsiTheme="majorHAnsi" w:cstheme="majorBidi"/>
+        <w:rFonts/>
         <w:b/>
         <w:bCs/>
       </w:rPr>
     </w:tblStylePr>
     <w:tblStylePr w:type="lastCol">
       <w:rPr>
-        <w:rFonts w:asciiTheme="majorHAnsi" w:eastAsiaTheme="majorEastAsia" w:hAnsiTheme="majorHAnsi" w:cstheme="majorBidi"/>
+        <w:rFonts/>
         <w:b/>
         <w:bCs/>
       </w:rPr>
@@ -5940,7 +5776,7 @@
     </w:tblPr>
     <w:tblStylePr w:type="firstRow">
       <w:rPr>
-        <w:rFonts w:asciiTheme="majorHAnsi" w:eastAsiaTheme="majorEastAsia" w:hAnsiTheme="majorHAnsi" w:cstheme="majorBidi"/>
+        <w:rFonts/>
       </w:rPr>
       <w:tblPr/>
       <w:tcPr>
@@ -6024,7 +5860,7 @@
     </w:tblPr>
     <w:tblStylePr w:type="firstRow">
       <w:rPr>
-        <w:rFonts w:asciiTheme="majorHAnsi" w:eastAsiaTheme="majorEastAsia" w:hAnsiTheme="majorHAnsi" w:cstheme="majorBidi"/>
+        <w:rFonts/>
       </w:rPr>
       <w:tblPr/>
       <w:tcPr>
@@ -6108,7 +5944,7 @@
     </w:tblPr>
     <w:tblStylePr w:type="firstRow">
       <w:rPr>
-        <w:rFonts w:asciiTheme="majorHAnsi" w:eastAsiaTheme="majorEastAsia" w:hAnsiTheme="majorHAnsi" w:cstheme="majorBidi"/>
+        <w:rFonts/>
       </w:rPr>
       <w:tblPr/>
       <w:tcPr>
@@ -6192,7 +6028,7 @@
     </w:tblPr>
     <w:tblStylePr w:type="firstRow">
       <w:rPr>
-        <w:rFonts w:asciiTheme="majorHAnsi" w:eastAsiaTheme="majorEastAsia" w:hAnsiTheme="majorHAnsi" w:cstheme="majorBidi"/>
+        <w:rFonts/>
       </w:rPr>
       <w:tblPr/>
       <w:tcPr>
@@ -6276,7 +6112,7 @@
     </w:tblPr>
     <w:tblStylePr w:type="firstRow">
       <w:rPr>
-        <w:rFonts w:asciiTheme="majorHAnsi" w:eastAsiaTheme="majorEastAsia" w:hAnsiTheme="majorHAnsi" w:cstheme="majorBidi"/>
+        <w:rFonts/>
       </w:rPr>
       <w:tblPr/>
       <w:tcPr>
@@ -6360,7 +6196,7 @@
     </w:tblPr>
     <w:tblStylePr w:type="firstRow">
       <w:rPr>
-        <w:rFonts w:asciiTheme="majorHAnsi" w:eastAsiaTheme="majorEastAsia" w:hAnsiTheme="majorHAnsi" w:cstheme="majorBidi"/>
+        <w:rFonts/>
       </w:rPr>
       <w:tblPr/>
       <w:tcPr>
@@ -6444,7 +6280,7 @@
     </w:tblPr>
     <w:tblStylePr w:type="firstRow">
       <w:rPr>
-        <w:rFonts w:asciiTheme="majorHAnsi" w:eastAsiaTheme="majorEastAsia" w:hAnsiTheme="majorHAnsi" w:cstheme="majorBidi"/>
+        <w:rFonts/>
       </w:rPr>
       <w:tblPr/>
       <w:tcPr>
@@ -6509,7 +6345,7 @@
       <w:spacing w:after="0" w:line="240" w:lineRule="auto"/>
     </w:pPr>
     <w:rPr>
-      <w:rFonts w:asciiTheme="majorHAnsi" w:eastAsiaTheme="majorEastAsia" w:hAnsiTheme="majorHAnsi" w:cstheme="majorBidi"/>
+      <w:rFonts/>
       <w:color w:val="000000" w:themeColor="text1"/>
     </w:rPr>
     <w:tblPr>
@@ -6637,7 +6473,7 @@
       <w:spacing w:after="0" w:line="240" w:lineRule="auto"/>
     </w:pPr>
     <w:rPr>
-      <w:rFonts w:asciiTheme="majorHAnsi" w:eastAsiaTheme="majorEastAsia" w:hAnsiTheme="majorHAnsi" w:cstheme="majorBidi"/>
+      <w:rFonts/>
       <w:color w:val="000000" w:themeColor="text1"/>
     </w:rPr>
     <w:tblPr>
@@ -6765,7 +6601,7 @@
       <w:spacing w:after="0" w:line="240" w:lineRule="auto"/>
     </w:pPr>
     <w:rPr>
-      <w:rFonts w:asciiTheme="majorHAnsi" w:eastAsiaTheme="majorEastAsia" w:hAnsiTheme="majorHAnsi" w:cstheme="majorBidi"/>
+      <w:rFonts/>
       <w:color w:val="000000" w:themeColor="text1"/>
     </w:rPr>
     <w:tblPr>
@@ -6893,7 +6729,7 @@
       <w:spacing w:after="0" w:line="240" w:lineRule="auto"/>
     </w:pPr>
     <w:rPr>
-      <w:rFonts w:asciiTheme="majorHAnsi" w:eastAsiaTheme="majorEastAsia" w:hAnsiTheme="majorHAnsi" w:cstheme="majorBidi"/>
+      <w:rFonts/>
       <w:color w:val="000000" w:themeColor="text1"/>
     </w:rPr>
     <w:tblPr>
@@ -7021,7 +6857,7 @@
       <w:spacing w:after="0" w:line="240" w:lineRule="auto"/>
     </w:pPr>
     <w:rPr>
-      <w:rFonts w:asciiTheme="majorHAnsi" w:eastAsiaTheme="majorEastAsia" w:hAnsiTheme="majorHAnsi" w:cstheme="majorBidi"/>
+      <w:rFonts/>
       <w:color w:val="000000" w:themeColor="text1"/>
     </w:rPr>
     <w:tblPr>
@@ -7149,7 +6985,7 @@
       <w:spacing w:after="0" w:line="240" w:lineRule="auto"/>
     </w:pPr>
     <w:rPr>
-      <w:rFonts w:asciiTheme="majorHAnsi" w:eastAsiaTheme="majorEastAsia" w:hAnsiTheme="majorHAnsi" w:cstheme="majorBidi"/>
+      <w:rFonts/>
       <w:color w:val="000000" w:themeColor="text1"/>
     </w:rPr>
     <w:tblPr>
@@ -7277,7 +7113,7 @@
       <w:spacing w:after="0" w:line="240" w:lineRule="auto"/>
     </w:pPr>
     <w:rPr>
-      <w:rFonts w:asciiTheme="majorHAnsi" w:eastAsiaTheme="majorEastAsia" w:hAnsiTheme="majorHAnsi" w:cstheme="majorBidi"/>
+      <w:rFonts/>
       <w:color w:val="000000" w:themeColor="text1"/>
     </w:rPr>
     <w:tblPr>
@@ -7916,7 +7752,7 @@
       <w:spacing w:after="0" w:line="240" w:lineRule="auto"/>
     </w:pPr>
     <w:rPr>
-      <w:rFonts w:asciiTheme="majorHAnsi" w:eastAsiaTheme="majorEastAsia" w:hAnsiTheme="majorHAnsi" w:cstheme="majorBidi"/>
+      <w:rFonts/>
       <w:color w:val="000000" w:themeColor="text1"/>
     </w:rPr>
     <w:tblPr>
@@ -8041,7 +7877,7 @@
       <w:spacing w:after="0" w:line="240" w:lineRule="auto"/>
     </w:pPr>
     <w:rPr>
-      <w:rFonts w:asciiTheme="majorHAnsi" w:eastAsiaTheme="majorEastAsia" w:hAnsiTheme="majorHAnsi" w:cstheme="majorBidi"/>
+      <w:rFonts/>
       <w:color w:val="000000" w:themeColor="text1"/>
     </w:rPr>
     <w:tblPr>
@@ -8166,7 +8002,7 @@
       <w:spacing w:after="0" w:line="240" w:lineRule="auto"/>
     </w:pPr>
     <w:rPr>
-      <w:rFonts w:asciiTheme="majorHAnsi" w:eastAsiaTheme="majorEastAsia" w:hAnsiTheme="majorHAnsi" w:cstheme="majorBidi"/>
+      <w:rFonts/>
       <w:color w:val="000000" w:themeColor="text1"/>
     </w:rPr>
     <w:tblPr>
@@ -8291,7 +8127,7 @@
       <w:spacing w:after="0" w:line="240" w:lineRule="auto"/>
     </w:pPr>
     <w:rPr>
-      <w:rFonts w:asciiTheme="majorHAnsi" w:eastAsiaTheme="majorEastAsia" w:hAnsiTheme="majorHAnsi" w:cstheme="majorBidi"/>
+      <w:rFonts/>
       <w:color w:val="000000" w:themeColor="text1"/>
     </w:rPr>
     <w:tblPr>
@@ -8416,7 +8252,7 @@
       <w:spacing w:after="0" w:line="240" w:lineRule="auto"/>
     </w:pPr>
     <w:rPr>
-      <w:rFonts w:asciiTheme="majorHAnsi" w:eastAsiaTheme="majorEastAsia" w:hAnsiTheme="majorHAnsi" w:cstheme="majorBidi"/>
+      <w:rFonts/>
       <w:color w:val="000000" w:themeColor="text1"/>
     </w:rPr>
     <w:tblPr>
@@ -8541,7 +8377,7 @@
       <w:spacing w:after="0" w:line="240" w:lineRule="auto"/>
     </w:pPr>
     <w:rPr>
-      <w:rFonts w:asciiTheme="majorHAnsi" w:eastAsiaTheme="majorEastAsia" w:hAnsiTheme="majorHAnsi" w:cstheme="majorBidi"/>
+      <w:rFonts/>
       <w:color w:val="000000" w:themeColor="text1"/>
     </w:rPr>
     <w:tblPr>
@@ -8666,7 +8502,7 @@
       <w:spacing w:after="0" w:line="240" w:lineRule="auto"/>
     </w:pPr>
     <w:rPr>
-      <w:rFonts w:asciiTheme="majorHAnsi" w:eastAsiaTheme="majorEastAsia" w:hAnsiTheme="majorHAnsi" w:cstheme="majorBidi"/>
+      <w:rFonts/>
       <w:color w:val="000000" w:themeColor="text1"/>
     </w:rPr>
     <w:tblPr>

--- a/az/discovery-articles/1.15 Yelkən.docx
+++ b/az/discovery-articles/1.15 Yelkən.docx
@@ -32,7 +32,7 @@
         <w:rPr>
           <w:sz w:val="20"/>
         </w:rPr>
-        <w:t>Dövr: təxminən e.ə. IV minillikdən Nil və Mesopotamiya yelkənli qayıqları; sonralar okean yelkənçiliyi | Əsas iştirakçılar: Misir və Mesopotamiya qayıq ustaları; Avstroneziya, Hind okeanı, Aralıq dənizi və Atlantik yelkənçilik ənənələri</w:t>
+        <w:t>Dövr: təxminən e.ə. IV minillikdən Nil və Mesopotamiyada yelkənli qayıqlardan istifadə; sonralar okean səfərlərinin inkişafı | Əsas iştirakçılar: Misir və Mesopotamiyanın qayıq ustaları; Avstroneziya, Hind okeanı, Aralıq dənizi və Atlantik bölgələrinin yelkənçilik ənənələrini yaradan dənizçilər</w:t>
       </w:r>
     </w:p>
     <w:p>
@@ -40,7 +40,7 @@
         <w:widowControl/>
       </w:pPr>
       <w:r>
-        <w:t>Yelkən küləyin gücünü tutaraq qayığı hərəkətə gətirir və təkcə avarla görülən işin imkanlarını genişləndirir. Mühərriklərdən çox əvvəl çay və dəniz yolları ilə yük daşınmasına, köçlərə və imperiyaların genişlənməsinə şərait yaratdı.</w:t>
+        <w:t>Yelkən küləyin gücü ilə qayığı hərəkətə gətirir. İnsanlar onun sayəsində yalnız avar çəkməklə gedə bildiklərindən daha uzağa səfər edir, daha çox yük daşıyırdılar. Mühərriklər yaranmazdan çox əvvəl yelkənli gəmilər çay və dəniz ticarətinə, köçlərə və imperiyaların genişlənməsinə yol açdı.</w:t>
       </w:r>
     </w:p>
     <w:p>
@@ -58,7 +58,7 @@
         <w:widowControl/>
       </w:pPr>
       <w:r>
-        <w:t>Nil və Mesopotamiyada e.ə. IV–III minilliklərə aid yelkənli qayıq təsvirləri var.</w:t>
+        <w:t>Nil və Mesopotamiya bölgələrində e.ə. IV–III minilliklərə aid yelkənli qayıq təsvirləri tapılıb.</w:t>
       </w:r>
     </w:p>
     <w:p>
@@ -67,7 +67,7 @@
         <w:widowControl/>
       </w:pPr>
       <w:r>
-        <w:t>Düzbucaqlı, sonralar latın tipli üçbucaq və başqa yelkən quruluşları müxtəlif küləklərə və gəmi gövdələrinə uyğunlaşdırıldı.</w:t>
+        <w:t>Düzbucaqlı yelkənlər, sonralar latın yelkəni adlanan üçbucaqlı yelkənlər və digər formalar külək şəraitinə və gəminin quruluşuna uyğunlaşdırılırdı.</w:t>
       </w:r>
     </w:p>
     <w:p>
@@ -76,7 +76,7 @@
         <w:widowControl/>
       </w:pPr>
       <w:r>
-        <w:t>Yelkən uzun səfərlərdə avarçılara dincəlmək və daha ağır yük aparmaq imkanı verdi.</w:t>
+        <w:t>Yelkən uzun səfərlərdə avarçıların dincəlməsinə və gəmilərin daha ağır yük aparmasına imkan verirdi.</w:t>
       </w:r>
     </w:p>
     <w:p>
@@ -85,7 +85,7 @@
         <w:widowControl/>
       </w:pPr>
       <w:r>
-        <w:t>Okean yelkənçiliyi ticarət və müstəmləkəçilik dövrlərində qitələri birləşdirdi.</w:t>
+        <w:t>Okeanlarda yelkənli səfərlər ticarət və müstəmləkəçilik dövrlərində qitələr arasında əlaqələri genişləndirdi.</w:t>
       </w:r>
     </w:p>
     <w:p>
@@ -94,7 +94,7 @@
         <w:widowControl/>
       </w:pPr>
       <w:r>
-        <w:t>Buxar və dizel mühərrikləri sonralar ticarət yelkənçiliyini əsasən əvəz etdi; prinsip idmanda və təlimdə qalır.</w:t>
+        <w:t>Sonralar ticarət gəmilərində yelkəni əsasən buxar və dizel mühərrikləri əvəz etdi. Yelkənçilik isə idmanda və dənizçilik təlimlərində yaşamağa davam edir.</w:t>
       </w:r>
     </w:p>
     <w:p>
@@ -103,15 +103,7 @@
         <w:widowControl/>
       </w:pPr>
       <w:r>
-        <w:t>Bu nədir</w:t>
-      </w:r>
-    </w:p>
-    <w:p>
-      <w:pPr>
-        <w:widowControl/>
-      </w:pPr>
-      <w:r>
-        <w:t>Yelkən dirək və ağaclara bərkidilən parça və ya toxunmuş lif təbəqəsidir; küləyin təsiri ilə qayığı irəli aparır. Yelkən avadanlığı və gövdənin forması gəminin külək istiqamətində getməsini və ya küləyə qarşı maili kurslarla irəliləməsini müəyyənləşdirir. Tək avarla müqayisədə yelkən məsafəni və yük imkanını artırır. Onu üzən bir qutuya bağlanmış çərpələngə bənzətmək olar: hərəkət edən hava gəmini və insanları aparan qüvvəyə çevrilir.</w:t>
+        <w:t>Bu nədir?</w:t>
       </w:r>
     </w:p>
     <w:p>
@@ -120,15 +112,7 @@
         <w:widowControl/>
       </w:pPr>
       <w:r>
-        <w:t>Kim kəşf edib və ya yaradıb</w:t>
-      </w:r>
-    </w:p>
-    <w:p>
-      <w:pPr>
-        <w:widowControl/>
-      </w:pPr>
-      <w:r>
-        <w:t>Yelkəni bir nəfər ixtira etməyib. Nil və Mesopotamiya çay mədəniyyətlərində erkən dirək və parça nümunələri görünür. Avstroneziya və Hind okeanı dənizçiləri musson yolları üçün mürəkkəb yelkən quruluşları hazırladılar. Çin conkaları və Atlantikin düzbucaqlı yelkənli gəmiləri başqa dənizlərin şərtlərinə uyğunlaşdı. Təkmilləşdirmələri adları çox vaxt qalmayan gəmi ustaları və kapitanlar edirdilər. Məşhur səyyahlar başqalarının artıq yaxşılaşdırdığı yelkənlərdən istifadə edirdilər.</w:t>
+        <w:t>Yelkən gəminin dirəyinə və onu saxlayan tirlərə bərkidilən, parça və ya toxunmuş liflərdən hazırlanan örtükdür. Küləyin yelkənə təsiri gəmini hərəkətə gətirir.</w:t>
       </w:r>
     </w:p>
     <w:p>
@@ -137,15 +121,88 @@
         <w:widowControl/>
       </w:pPr>
       <w:r>
-        <w:t>Nə vaxt və necə yaranıb</w:t>
+        <w:t>Gəminin hansı istiqamətlərdə üzə bilməsi həm yelkənlərin quruluşundan, həm də gövdənin formasından asılıdır. Uyğun quruluşlu gəmi yalnız külək əsən səmtə getmir; küləyə düz qarşı olmasa da, çəp istiqamətlərdə növbə ilə hərəkət edərək onun gəldiyi tərəfə də irəliləyə bilir.</w:t>
       </w:r>
     </w:p>
     <w:p>
       <w:pPr>
+        <w:pStyle w:val="Heading1"/>
         <w:widowControl/>
       </w:pPr>
       <w:r>
-        <w:t>E.ə. IV–III minilliklərdə Nil və Yaxın Şərq sularında yelkənli qayıqların təsvirləri və qalıqları görünür. Antik və orta əsr Aralıq dənizi donanmaları avarla yelkəni birləşdirirdi. Mussonlarda üzən dau gəmiləri və Sakit okean qayıqları başqa formaları təkmilləşdirirdi. Erkən yeni dövrün Atlantik səfərləri yelkənçiliyi qlobal yükdaşımaya və müharibəyə uyğun miqyasa çatdırdı. Hər bölgədə yelkən sahəsi, dirək hündürlüyü və kil yerli küləklərə uyğun seçilirdi.</w:t>
+        <w:t>Yelkən avarla müqayisədə daha uzağa getməyə və daha çox yük daşımağa imkan verir. Onu qayığa bağlanmış çərpələngə bənzətmək olar: hərəkət edən havanın gücü qayığı, içindəki insanları və yükü aparır.</w:t>
+      </w:r>
+    </w:p>
+    <w:p>
+      <w:pPr>
+        <w:pStyle w:val="Heading1"/>
+        <w:widowControl/>
+      </w:pPr>
+      <w:r>
+        <w:t>Kim yaradıb?</w:t>
+      </w:r>
+    </w:p>
+    <w:p>
+      <w:pPr>
+        <w:pStyle w:val="Heading1"/>
+        <w:widowControl/>
+      </w:pPr>
+      <w:r>
+        <w:t>Yelkənin tək bir ixtiraçısı yoxdur. Erkən yelkənli qayıq nümunələrinə Nil və Mesopotamiya çayları ətrafında yaranmış mədəniyyətlərdə rast gəlinir.</w:t>
+      </w:r>
+    </w:p>
+    <w:p>
+      <w:pPr>
+        <w:pStyle w:val="Heading1"/>
+        <w:widowControl/>
+      </w:pPr>
+      <w:r>
+        <w:t>Avstroneziya və Hind okeanı dənizçiləri mövsümə görə istiqamətini dəyişən musson küləklərindən yararlanmaq üçün müxtəlif yelkən quruluşları hazırladılar. Çin conkaları — ənənəvi yelkənli gəmilər — və Atlantik okeanının düzbucaqlı yelkənli gəmiləri isə başqa külək və dəniz şəraitinə uyğun inkişaf etdi.</w:t>
+      </w:r>
+    </w:p>
+    <w:p>
+      <w:pPr>
+        <w:pStyle w:val="Heading1"/>
+        <w:widowControl/>
+      </w:pPr>
+      <w:r>
+        <w:t>Bu yenilikləri çox vaxt adları bizə gəlib çatmayan gəmi ustaları və kapitanlar yaradırdı. Tarixdə məşhurlaşan səyyahlar isə onlardan əvvəlki nəsillərin təkmilləşdirdiyi gəmilərlə yola çıxırdılar.</w:t>
+      </w:r>
+    </w:p>
+    <w:p>
+      <w:pPr>
+        <w:pStyle w:val="Heading1"/>
+        <w:widowControl/>
+      </w:pPr>
+      <w:r>
+        <w:t>Nə vaxt və necə yaranıb?</w:t>
+      </w:r>
+    </w:p>
+    <w:p>
+      <w:pPr>
+        <w:pStyle w:val="Heading1"/>
+        <w:widowControl/>
+      </w:pPr>
+      <w:r>
+        <w:t>E.ə. IV–III minilliklərə aid təsvirlər və qalıqlar Nil və Yaxın Şərq sularında yelkənli qayıqlardan istifadə edildiyini göstərir. Antik dövrdə və orta əsrlərdə Aralıq dənizi gəmilərində həm avar, həm də yelkən işlədilirdi.</w:t>
+      </w:r>
+    </w:p>
+    <w:p>
+      <w:pPr>
+        <w:pStyle w:val="Heading1"/>
+        <w:widowControl/>
+      </w:pPr>
+      <w:r>
+        <w:t>Hind okeanında musson küləkləri ilə səfər edən dau gəmiləri və Sakit okean xalqlarının qayıqları fərqli yollarla təkmilləşirdi. Yeni dövrün başlanğıcında Atlantik səfərlərinin genişlənməsi ilə yelkənli gəmilər dünya miqyasında yükdaşımanın və dəniz müharibələrinin əsas vasitəsinə çevrildi.</w:t>
+      </w:r>
+    </w:p>
+    <w:p>
+      <w:pPr>
+        <w:pStyle w:val="Heading1"/>
+        <w:widowControl/>
+      </w:pPr>
+      <w:r>
+        <w:t>Hər bölgədə yelkənin ölçüsü, dirəyin hündürlüyü və gəminin altı boyunca uzanan kilin quruluşu yerli küləklərə və üzmə şəraitinə uyğun seçilirdi.</w:t>
       </w:r>
     </w:p>
     <w:p>
@@ -159,10 +216,29 @@
     </w:p>
     <w:p>
       <w:pPr>
+        <w:pStyle w:val="Heading1"/>
         <w:widowControl/>
       </w:pPr>
       <w:r>
-        <w:t>Yelkənçilik maye və qazların hərəkətini öyrənən mexanikanın tətbiqidir: qaldırıcı qüvvə, müqavimət və gəmidə hiss olunan külək birlikdə rol oynayır. Dənizçilər axınları və ulduzları oxumağı öyrənir, yelkəni tənzimləyərək gövdəyə təsir edən qüvvəni dəyişirdilər. Sonrakı yaxta layihələndirməsi və aerodinamika dənizçilərin kəndirdə hiss etdiyi təsirləri dəqiq izah etdi. Xəritə və gəmi jurnalları səfər vaxtlarını ölçülən etdi. Yelkən havanı maneədən istifadə olunan gücə çevirdi.</w:t>
+        <w:t>Yelkənçilik havanın və suyun hərəkəti ilə bağlı qanunauyğunluqlara əsaslanır. Yelkəndə yaranan aerodinamik qüvvələr, suyun gövdəyə müqaviməti və hərəkət edən gəmidə hiss olunan küləyin istiqaməti birlikdə gəminin necə üzəcəyini müəyyənləşdirir.</w:t>
+      </w:r>
+    </w:p>
+    <w:p>
+      <w:pPr>
+        <w:pStyle w:val="Heading1"/>
+        <w:widowControl/>
+      </w:pPr>
+      <w:r>
+        <w:t>Dənizçilər axınları tanıyır, ulduzlara baxıb istiqamət tapır, kəndirlərlə yelkənin vəziyyətini dəyişərək küləyin gücündən yararlanırdılar. Sonralar aerodinamika və yaxta layihələndirilməsi onların təcrübə ilə bildiklərini elmi şəkildə izah etdi.</w:t>
+      </w:r>
+    </w:p>
+    <w:p>
+      <w:pPr>
+        <w:pStyle w:val="Heading1"/>
+        <w:widowControl/>
+      </w:pPr>
+      <w:r>
+        <w:t>Xəritələr və gəmi jurnalları marşrutları, məsafələri və səfərə sərf olunan vaxtı qeydə almağa, müqayisə etməyə imkan verdi. İnsanlar beləcə küləyi yalnız səfərə mane olan təbiət hadisəsi kimi deyil, işə yarayan qüvvə kimi də istifadə etməyi öyrəndilər.</w:t>
       </w:r>
     </w:p>
     <w:p>
@@ -176,10 +252,11 @@
     </w:p>
     <w:p>
       <w:pPr>
+        <w:pStyle w:val="Heading1"/>
         <w:widowControl/>
       </w:pPr>
       <w:r>
-        <w:t>Yelkənli ticarət limanların, imperiyaların və bilik mübadiləsinin inkişafına kömək etdi. Gəmi memarlığı, kəndir istehsalı və sonrakı kliper layihələri materialların təkmilləşməsini sürətləndirdi. Buxar gəmiləri əvvəlcə yelkənli gəmilər üçün qurulmuş yolları və limanları istifadə etdi. Aviasiya dilində də dirək, yelkən kəndiri və küləküstü istiqamət kimi qədim dənizçilik anlayışlarının izləri görünür.</w:t>
+        <w:t>Yelkənli gəmilərlə aparılan ticarət limanların böyüməsinə, imperiyaların genişlənməsinə və biliklərin yayılmasına kömək etdi. Gəmiqayırma, kəndir istehsalı və sonralar sürətli kliper gəmilərinin hazırlanması daha möhkəm və əlverişli materiallara ehtiyacı artırdı.</w:t>
       </w:r>
     </w:p>
     <w:p>
@@ -188,15 +265,43 @@
         <w:widowControl/>
       </w:pPr>
       <w:r>
-        <w:t>İnsan həyatını necə dəyişib</w:t>
+        <w:t>Buxar gəmiləri meydana çıxanda artıq yelkənli gəmilərin istifadə etdiyi dəniz yolları və limanlar vardı. Yeni nəqliyyat vasitələri bu imkanlardan yararlandı. Dənizçilikdə formalaşmış bəzi quruluş və istiqamət anlayışları sonralar aviasiyanın texniki dilində də iz qoydu.</w:t>
       </w:r>
     </w:p>
     <w:p>
       <w:pPr>
+        <w:pStyle w:val="Heading1"/>
         <w:widowControl/>
       </w:pPr>
       <w:r>
-        <w:t>Ailələr və tacirlər iri yükləri təkcə əzələ gücü ilə mümkün olandan daha uzağa daşıdılar. Köçlər, ziyarətlər və müharibələr eyni yelkənlərdən yararlandı. Dənizçilər quru əkinçilərinin tanımadığı fırtına təhlükələri ilə üzləşirdilər. Balıq, ədviyyat və məktublar küləyin müəyyən etdiyi vaxtlarda çatırdı. Yelkənin hakim olduğu dövrdə sahil şəhərlərinin həyatı bazarla yanaşı, gəmilərin yola çıxmasına əlverişli qabarma-çəkilmə vaxtlarına da bağlı idi.</w:t>
+        <w:t>İnsan həyatını necə dəyişib?</w:t>
+      </w:r>
+    </w:p>
+    <w:p>
+      <w:pPr>
+        <w:pStyle w:val="Heading1"/>
+        <w:widowControl/>
+      </w:pPr>
+      <w:r>
+        <w:t>İnsanlar iri yükləri təkcə qol gücü ilə mümkün olandan daha uzağa daşıya bildilər. Ticarət səfərlərində, köçlərdə, ziyarətlərdə və müharibələrdə eyni hərəkətverici qüvvədən — küləkdən istifadə olunurdu.</w:t>
+      </w:r>
+    </w:p>
+    <w:p>
+      <w:pPr>
+        <w:pStyle w:val="Heading1"/>
+        <w:widowControl/>
+      </w:pPr>
+      <w:r>
+        <w:t>Dəniz həyatı öz təhlükələrini də gətirirdi. Dənizçilər quruda çalışan əkinçilərin üzləşmədiyi fırtınalarla mübarizə aparırdılar. Balıq, ədviyyat və məktubların nə vaxt çatacağı çox vaxt küləyin nə zaman və hansı səmtə əsəcəyindən asılı idi.</w:t>
+      </w:r>
+    </w:p>
+    <w:p>
+      <w:pPr>
+        <w:pStyle w:val="Heading1"/>
+        <w:widowControl/>
+      </w:pPr>
+      <w:r>
+        <w:t>Yelkənli gəmilərin hökm sürdüyü çağlarda sahil şəhərlərinin həyatı yalnız bazarın tələbatına görə qurulmurdu. Gəmilərin limandan nə vaxt çıxa biləcəyini küləklə yanaşı, suyun qabarıb-çəkilməsi də müəyyənləşdirirdi.</w:t>
       </w:r>
     </w:p>
     <w:p>
@@ -217,7 +322,7 @@
         <w:rPr>
           <w:sz w:val="20"/>
         </w:rPr>
-        <w:t>A Kitablar və əsas elmi əsərlər</w:t>
+        <w:t>Kitablar və əsas elmi əsərlər</w:t>
       </w:r>
     </w:p>
     <w:p>
@@ -240,7 +345,7 @@
         <w:rPr>
           <w:sz w:val="20"/>
         </w:rPr>
-        <w:t>C Qurumların materialları və ensiklopedik mənbələr</w:t>
+        <w:t>Qurumların materialları və ensiklopedik mənbələr</w:t>
       </w:r>
     </w:p>
     <w:p>
@@ -300,7 +405,7 @@
         <w:rPr>
           <w:sz w:val="20"/>
         </w:rPr>
-        <w:t>D Muzey arxiv və kitabxana materialları</w:t>
+        <w:t>Muzey arxiv və kitabxana materialları</w:t>
       </w:r>
     </w:p>
     <w:p>
